--- a/public/downloads/Anexos/Ejemplo2_muestreo_por_atributos.docx
+++ b/public/downloads/Anexos/Ejemplo2_muestreo_por_atributos.docx
@@ -1,6 +1,6 @@
 
 <file path=word/document.xml><?xml version="1.0" encoding="utf-8"?>
-<w:document xmlns:wpc="http://schemas.microsoft.com/office/word/2010/wordprocessingCanvas" xmlns:cx="http://schemas.microsoft.com/office/drawing/2014/chartex" xmlns:cx1="http://schemas.microsoft.com/office/drawing/2015/9/8/chartex" xmlns:cx2="http://schemas.microsoft.com/office/drawing/2015/10/21/chartex" xmlns:cx3="http://schemas.microsoft.com/office/drawing/2016/5/9/chartex" xmlns:cx4="http://schemas.microsoft.com/office/drawing/2016/5/10/chartex" xmlns:cx5="http://schemas.microsoft.com/office/drawing/2016/5/11/chartex" xmlns:cx6="http://schemas.microsoft.com/office/drawing/2016/5/12/chartex" xmlns:cx7="http://schemas.microsoft.com/office/drawing/2016/5/13/chartex" xmlns:cx8="http://schemas.microsoft.com/office/drawing/2016/5/14/chartex" xmlns:mc="http://schemas.openxmlformats.org/markup-compatibility/2006" xmlns:aink="http://schemas.microsoft.com/office/drawing/2016/ink" xmlns:am3d="http://schemas.microsoft.com/office/drawing/2017/model3d" xmlns:o="urn:schemas-microsoft-com:office:office" xmlns:oel="http://schemas.microsoft.com/office/2019/extlst" xmlns:r="http://schemas.openxmlformats.org/officeDocument/2006/relationships" xmlns:m="http://schemas.openxmlformats.org/officeDocument/2006/math" xmlns:v="urn:schemas-microsoft-com:vml" xmlns:wp14="http://schemas.microsoft.com/office/word/2010/wordprocessingDrawing" xmlns:wp="http://schemas.openxmlformats.org/drawingml/2006/wordprocessingDrawing" xmlns:w10="urn:schemas-microsoft-com:office:word" xmlns:w="http://schemas.openxmlformats.org/wordprocessingml/2006/main" xmlns:w14="http://schemas.microsoft.com/office/word/2010/wordml" xmlns:w15="http://schemas.microsoft.com/office/word/2012/wordml" xmlns:w16cex="http://schemas.microsoft.com/office/word/2018/wordml/cex" xmlns:w16cid="http://schemas.microsoft.com/office/word/2016/wordml/cid" xmlns:w16="http://schemas.microsoft.com/office/word/2018/wordml" xmlns:w16du="http://schemas.microsoft.com/office/word/2023/wordml/word16du" xmlns:w16sdtdh="http://schemas.microsoft.com/office/word/2020/wordml/sdtdatahash" xmlns:w16sdtfl="http://schemas.microsoft.com/office/word/2024/wordml/sdtformatlock" xmlns:w16se="http://schemas.microsoft.com/office/word/2015/wordml/symex" xmlns:wpg="http://schemas.microsoft.com/office/word/2010/wordprocessingGroup" xmlns:wpi="http://schemas.microsoft.com/office/word/2010/wordprocessingInk" xmlns:wne="http://schemas.microsoft.com/office/word/2006/wordml" xmlns:wps="http://schemas.microsoft.com/office/word/2010/wordprocessingShape" mc:Ignorable="w14 w15 w16se w16cid w16 w16cex w16sdtdh w16sdtfl w16du wp14">
+<w:document xmlns:wpc="http://schemas.microsoft.com/office/word/2010/wordprocessingCanvas" xmlns:cx="http://schemas.microsoft.com/office/drawing/2014/chartex" xmlns:cx1="http://schemas.microsoft.com/office/drawing/2015/9/8/chartex" xmlns:cx2="http://schemas.microsoft.com/office/drawing/2015/10/21/chartex" xmlns:cx3="http://schemas.microsoft.com/office/drawing/2016/5/9/chartex" xmlns:cx4="http://schemas.microsoft.com/office/drawing/2016/5/10/chartex" xmlns:cx5="http://schemas.microsoft.com/office/drawing/2016/5/11/chartex" xmlns:cx6="http://schemas.microsoft.com/office/drawing/2016/5/12/chartex" xmlns:cx7="http://schemas.microsoft.com/office/drawing/2016/5/13/chartex" xmlns:cx8="http://schemas.microsoft.com/office/drawing/2016/5/14/chartex" xmlns:mc="http://schemas.openxmlformats.org/markup-compatibility/2006" xmlns:aink="http://schemas.microsoft.com/office/drawing/2016/ink" xmlns:am3d="http://schemas.microsoft.com/office/drawing/2017/model3d" xmlns:o="urn:schemas-microsoft-com:office:office" xmlns:oel="http://schemas.microsoft.com/office/2019/extlst" xmlns:r="http://schemas.openxmlformats.org/officeDocument/2006/relationships" xmlns:m="http://schemas.openxmlformats.org/officeDocument/2006/math" xmlns:v="urn:schemas-microsoft-com:vml" xmlns:wp14="http://schemas.microsoft.com/office/word/2010/wordprocessingDrawing" xmlns:wp="http://schemas.openxmlformats.org/drawingml/2006/wordprocessingDrawing" xmlns:w10="urn:schemas-microsoft-com:office:word" xmlns:w="http://schemas.openxmlformats.org/wordprocessingml/2006/main" xmlns:w14="http://schemas.microsoft.com/office/word/2010/wordml" xmlns:w15="http://schemas.microsoft.com/office/word/2012/wordml" xmlns:w16cei="http://schemas.microsoft.com/office/word/2026/wordml/cei" xmlns:w16cex="http://schemas.microsoft.com/office/word/2018/wordml/cex" xmlns:w16cid="http://schemas.microsoft.com/office/word/2016/wordml/cid" xmlns:w16="http://schemas.microsoft.com/office/word/2018/wordml" xmlns:w16du="http://schemas.microsoft.com/office/word/2023/wordml/word16du" xmlns:w16sdtdh="http://schemas.microsoft.com/office/word/2020/wordml/sdtdatahash" xmlns:w16sdtfl="http://schemas.microsoft.com/office/word/2024/wordml/sdtformatlock" xmlns:w16se="http://schemas.microsoft.com/office/word/2015/wordml/symex" xmlns:wpg="http://schemas.microsoft.com/office/word/2010/wordprocessingGroup" xmlns:wpi="http://schemas.microsoft.com/office/word/2010/wordprocessingInk" xmlns:wne="http://schemas.microsoft.com/office/word/2006/wordml" xmlns:wps="http://schemas.microsoft.com/office/word/2010/wordprocessingShape" mc:Ignorable="w14 w15 w16se w16cid w16 w16cex w16sdtdh w16sdtfl w16du wp14">
   <w:body>
     <w:p>
       <w:pPr>
@@ -6800,6 +6800,7 @@
                 <w:lang w:eastAsia="es-CO"/>
               </w:rPr>
             </w:pPr>
+            <w:proofErr w:type="spellStart"/>
             <w:r>
               <w:rPr>
                 <w:rFonts w:ascii="Arial" w:eastAsia="Times New Roman" w:hAnsi="Arial" w:cs="Arial"/>
@@ -6812,6 +6813,7 @@
               </w:rPr>
               <w:t>npo</w:t>
             </w:r>
+            <w:proofErr w:type="spellEnd"/>
           </w:p>
         </w:tc>
         <w:tc>
@@ -6927,6 +6929,15 @@
           <w:szCs w:val="20"/>
         </w:rPr>
         <w:t xml:space="preserve"> construyendo la siguiente tabla</w:t>
+      </w:r>
+      <w:r>
+        <w:rPr>
+          <w:rFonts w:ascii="Arial" w:eastAsiaTheme="minorHAnsi" w:hAnsi="Arial" w:cs="Arial"/>
+          <w:color w:val="auto"/>
+          <w:sz w:val="20"/>
+          <w:szCs w:val="20"/>
+        </w:rPr>
+        <w:t>:</w:t>
       </w:r>
     </w:p>
     <w:p>
@@ -7005,35 +7016,21 @@
                 <w:sz w:val="20"/>
                 <w:szCs w:val="20"/>
               </w:rPr>
-              <w:t xml:space="preserve"> (po)</w:t>
-            </w:r>
-          </w:p>
-        </w:tc>
-        <w:tc>
-          <w:tcPr>
-            <w:tcW w:w="1876" w:type="dxa"/>
-            <w:tcBorders>
-              <w:top w:val="single" w:sz="4" w:space="0" w:color="auto"/>
-              <w:left w:val="nil"/>
-              <w:bottom w:val="single" w:sz="4" w:space="0" w:color="auto"/>
-              <w:right w:val="single" w:sz="4" w:space="0" w:color="auto"/>
-            </w:tcBorders>
-            <w:shd w:val="clear" w:color="000000" w:fill="FCE4D6"/>
-            <w:vAlign w:val="bottom"/>
-            <w:hideMark/>
-          </w:tcPr>
-          <w:p>
-            <w:pPr>
-              <w:spacing w:after="0" w:line="240" w:lineRule="auto"/>
-              <w:jc w:val="center"/>
+              <w:t xml:space="preserve"> (</w:t>
+            </w:r>
+            <w:proofErr w:type="spellStart"/>
+            <w:r>
               <w:rPr>
                 <w:rFonts w:ascii="Arial" w:eastAsia="Times New Roman" w:hAnsi="Arial" w:cs="Arial"/>
                 <w:b/>
                 <w:bCs/>
                 <w:color w:val="000000"/>
-                <w:lang w:eastAsia="es-CO"/>
-              </w:rPr>
-            </w:pPr>
+                <w:sz w:val="20"/>
+                <w:szCs w:val="20"/>
+              </w:rPr>
+              <w:t>po</w:t>
+            </w:r>
+            <w:proofErr w:type="spellEnd"/>
             <w:r>
               <w:rPr>
                 <w:rFonts w:ascii="Arial" w:eastAsia="Times New Roman" w:hAnsi="Arial" w:cs="Arial"/>
@@ -7042,48 +7039,48 @@
                 <w:color w:val="000000"/>
                 <w:sz w:val="20"/>
                 <w:szCs w:val="20"/>
-                <w:lang w:eastAsia="es-CO"/>
-              </w:rPr>
-              <w:t># DEFECTUOSOS ESPERADOS</w:t>
-            </w:r>
-            <w:r>
+              </w:rPr>
+              <w:t>)</w:t>
+            </w:r>
+          </w:p>
+        </w:tc>
+        <w:tc>
+          <w:tcPr>
+            <w:tcW w:w="1876" w:type="dxa"/>
+            <w:tcBorders>
+              <w:top w:val="single" w:sz="4" w:space="0" w:color="auto"/>
+              <w:left w:val="nil"/>
+              <w:bottom w:val="single" w:sz="4" w:space="0" w:color="auto"/>
+              <w:right w:val="single" w:sz="4" w:space="0" w:color="auto"/>
+            </w:tcBorders>
+            <w:shd w:val="clear" w:color="000000" w:fill="FCE4D6"/>
+            <w:vAlign w:val="bottom"/>
+            <w:hideMark/>
+          </w:tcPr>
+          <w:p>
+            <w:pPr>
+              <w:spacing w:after="0" w:line="240" w:lineRule="auto"/>
+              <w:jc w:val="center"/>
               <w:rPr>
                 <w:rFonts w:ascii="Arial" w:eastAsia="Times New Roman" w:hAnsi="Arial" w:cs="Arial"/>
                 <w:b/>
                 <w:bCs/>
                 <w:color w:val="000000"/>
-                <w:sz w:val="20"/>
-                <w:szCs w:val="20"/>
-              </w:rPr>
-              <w:t xml:space="preserve"> (npo)</w:t>
-            </w:r>
-          </w:p>
-        </w:tc>
-        <w:tc>
-          <w:tcPr>
-            <w:tcW w:w="2126" w:type="dxa"/>
-            <w:tcBorders>
-              <w:top w:val="single" w:sz="4" w:space="0" w:color="auto"/>
-              <w:left w:val="nil"/>
-              <w:bottom w:val="single" w:sz="4" w:space="0" w:color="auto"/>
-              <w:right w:val="single" w:sz="4" w:space="0" w:color="auto"/>
-            </w:tcBorders>
-            <w:shd w:val="clear" w:color="000000" w:fill="FCE4D6"/>
-            <w:vAlign w:val="bottom"/>
-            <w:hideMark/>
-          </w:tcPr>
-          <w:p>
-            <w:pPr>
-              <w:spacing w:after="0" w:line="240" w:lineRule="auto"/>
-              <w:jc w:val="center"/>
+                <w:lang w:eastAsia="es-CO"/>
+              </w:rPr>
+            </w:pPr>
+            <w:r>
               <w:rPr>
                 <w:rFonts w:ascii="Arial" w:eastAsia="Times New Roman" w:hAnsi="Arial" w:cs="Arial"/>
                 <w:b/>
                 <w:bCs/>
                 <w:color w:val="000000"/>
-                <w:lang w:eastAsia="es-CO"/>
-              </w:rPr>
-            </w:pPr>
+                <w:sz w:val="20"/>
+                <w:szCs w:val="20"/>
+                <w:lang w:eastAsia="es-CO"/>
+              </w:rPr>
+              <w:t># DEFECTUOSOS ESPERADOS</w:t>
+            </w:r>
             <w:r>
               <w:rPr>
                 <w:rFonts w:ascii="Arial" w:eastAsia="Times New Roman" w:hAnsi="Arial" w:cs="Arial"/>
@@ -7093,7 +7090,93 @@
                 <w:sz w:val="20"/>
                 <w:szCs w:val="20"/>
               </w:rPr>
-              <w:t>PROBABILIDAD DE ACEPTACIÓN (pa)</w:t>
+              <w:t xml:space="preserve"> (</w:t>
+            </w:r>
+            <w:proofErr w:type="spellStart"/>
+            <w:r>
+              <w:rPr>
+                <w:rFonts w:ascii="Arial" w:eastAsia="Times New Roman" w:hAnsi="Arial" w:cs="Arial"/>
+                <w:b/>
+                <w:bCs/>
+                <w:color w:val="000000"/>
+                <w:sz w:val="20"/>
+                <w:szCs w:val="20"/>
+              </w:rPr>
+              <w:t>npo</w:t>
+            </w:r>
+            <w:proofErr w:type="spellEnd"/>
+            <w:r>
+              <w:rPr>
+                <w:rFonts w:ascii="Arial" w:eastAsia="Times New Roman" w:hAnsi="Arial" w:cs="Arial"/>
+                <w:b/>
+                <w:bCs/>
+                <w:color w:val="000000"/>
+                <w:sz w:val="20"/>
+                <w:szCs w:val="20"/>
+              </w:rPr>
+              <w:t>)</w:t>
+            </w:r>
+          </w:p>
+        </w:tc>
+        <w:tc>
+          <w:tcPr>
+            <w:tcW w:w="2126" w:type="dxa"/>
+            <w:tcBorders>
+              <w:top w:val="single" w:sz="4" w:space="0" w:color="auto"/>
+              <w:left w:val="nil"/>
+              <w:bottom w:val="single" w:sz="4" w:space="0" w:color="auto"/>
+              <w:right w:val="single" w:sz="4" w:space="0" w:color="auto"/>
+            </w:tcBorders>
+            <w:shd w:val="clear" w:color="000000" w:fill="FCE4D6"/>
+            <w:vAlign w:val="bottom"/>
+            <w:hideMark/>
+          </w:tcPr>
+          <w:p>
+            <w:pPr>
+              <w:spacing w:after="0" w:line="240" w:lineRule="auto"/>
+              <w:jc w:val="center"/>
+              <w:rPr>
+                <w:rFonts w:ascii="Arial" w:eastAsia="Times New Roman" w:hAnsi="Arial" w:cs="Arial"/>
+                <w:b/>
+                <w:bCs/>
+                <w:color w:val="000000"/>
+                <w:lang w:eastAsia="es-CO"/>
+              </w:rPr>
+            </w:pPr>
+            <w:r>
+              <w:rPr>
+                <w:rFonts w:ascii="Arial" w:eastAsia="Times New Roman" w:hAnsi="Arial" w:cs="Arial"/>
+                <w:b/>
+                <w:bCs/>
+                <w:color w:val="000000"/>
+                <w:sz w:val="20"/>
+                <w:szCs w:val="20"/>
+              </w:rPr>
+              <w:t>PROBABILIDAD DE ACEPTACIÓN (</w:t>
+            </w:r>
+            <w:proofErr w:type="spellStart"/>
+            <w:r>
+              <w:rPr>
+                <w:rFonts w:ascii="Arial" w:eastAsia="Times New Roman" w:hAnsi="Arial" w:cs="Arial"/>
+                <w:b/>
+                <w:bCs/>
+                <w:color w:val="000000"/>
+                <w:sz w:val="20"/>
+                <w:szCs w:val="20"/>
+              </w:rPr>
+              <w:t>pa</w:t>
+            </w:r>
+            <w:proofErr w:type="spellEnd"/>
+            <w:r>
+              <w:rPr>
+                <w:rFonts w:ascii="Arial" w:eastAsia="Times New Roman" w:hAnsi="Arial" w:cs="Arial"/>
+                <w:b/>
+                <w:bCs/>
+                <w:color w:val="000000"/>
+                <w:sz w:val="20"/>
+                <w:szCs w:val="20"/>
+              </w:rPr>
+              <w:t>)</w:t>
             </w:r>
           </w:p>
         </w:tc>
@@ -10735,6 +10818,15 @@
           <w:szCs w:val="20"/>
         </w:rPr>
       </w:pPr>
+    </w:p>
+    <w:p>
+      <w:pPr>
+        <w:rPr>
+          <w:rFonts w:ascii="Arial" w:hAnsi="Arial" w:cs="Arial"/>
+          <w:sz w:val="20"/>
+          <w:szCs w:val="20"/>
+        </w:rPr>
+      </w:pPr>
       <w:r>
         <w:rPr>
           <w:rFonts w:ascii="Arial" w:hAnsi="Arial" w:cs="Arial"/>
@@ -10889,7 +10981,6 @@
                 <w:sz w:val="20"/>
                 <w:szCs w:val="20"/>
               </w:rPr>
-              <w:lastRenderedPageBreak/>
               <w:t>Para complementar este ejemplo o</w:t>
             </w:r>
             <w:r>
@@ -10906,15 +10997,7 @@
                 <w:sz w:val="20"/>
                 <w:szCs w:val="20"/>
               </w:rPr>
-              <w:t>de Excel</w:t>
-            </w:r>
-            <w:r>
-              <w:rPr>
-                <w:rFonts w:ascii="Arial" w:hAnsi="Arial" w:cs="Arial"/>
-                <w:sz w:val="20"/>
-                <w:szCs w:val="20"/>
-              </w:rPr>
-              <w:t xml:space="preserve">. </w:t>
+              <w:t>de Excel, la cual se encuentra en la carpeta Anexos.</w:t>
             </w:r>
           </w:p>
           <w:p>
@@ -10982,7 +11065,7 @@
 </file>
 
 <file path=word/numbering.xml><?xml version="1.0" encoding="utf-8"?>
-<w:numbering xmlns:wpc="http://schemas.microsoft.com/office/word/2010/wordprocessingCanvas" xmlns:cx="http://schemas.microsoft.com/office/drawing/2014/chartex" xmlns:cx1="http://schemas.microsoft.com/office/drawing/2015/9/8/chartex" xmlns:cx2="http://schemas.microsoft.com/office/drawing/2015/10/21/chartex" xmlns:cx3="http://schemas.microsoft.com/office/drawing/2016/5/9/chartex" xmlns:cx4="http://schemas.microsoft.com/office/drawing/2016/5/10/chartex" xmlns:cx5="http://schemas.microsoft.com/office/drawing/2016/5/11/chartex" xmlns:cx6="http://schemas.microsoft.com/office/drawing/2016/5/12/chartex" xmlns:cx7="http://schemas.microsoft.com/office/drawing/2016/5/13/chartex" xmlns:cx8="http://schemas.microsoft.com/office/drawing/2016/5/14/chartex" xmlns:mc="http://schemas.openxmlformats.org/markup-compatibility/2006" xmlns:aink="http://schemas.microsoft.com/office/drawing/2016/ink" xmlns:am3d="http://schemas.microsoft.com/office/drawing/2017/model3d" xmlns:o="urn:schemas-microsoft-com:office:office" xmlns:oel="http://schemas.microsoft.com/office/2019/extlst" xmlns:r="http://schemas.openxmlformats.org/officeDocument/2006/relationships" xmlns:m="http://schemas.openxmlformats.org/officeDocument/2006/math" xmlns:v="urn:schemas-microsoft-com:vml" xmlns:wp14="http://schemas.microsoft.com/office/word/2010/wordprocessingDrawing" xmlns:wp="http://schemas.openxmlformats.org/drawingml/2006/wordprocessingDrawing" xmlns:w10="urn:schemas-microsoft-com:office:word" xmlns:w="http://schemas.openxmlformats.org/wordprocessingml/2006/main" xmlns:w14="http://schemas.microsoft.com/office/word/2010/wordml" xmlns:w15="http://schemas.microsoft.com/office/word/2012/wordml" xmlns:w16cex="http://schemas.microsoft.com/office/word/2018/wordml/cex" xmlns:w16cid="http://schemas.microsoft.com/office/word/2016/wordml/cid" xmlns:w16="http://schemas.microsoft.com/office/word/2018/wordml" xmlns:w16du="http://schemas.microsoft.com/office/word/2023/wordml/word16du" xmlns:w16sdtdh="http://schemas.microsoft.com/office/word/2020/wordml/sdtdatahash" xmlns:w16sdtfl="http://schemas.microsoft.com/office/word/2024/wordml/sdtformatlock" xmlns:w16se="http://schemas.microsoft.com/office/word/2015/wordml/symex" xmlns:wpg="http://schemas.microsoft.com/office/word/2010/wordprocessingGroup" xmlns:wpi="http://schemas.microsoft.com/office/word/2010/wordprocessingInk" xmlns:wne="http://schemas.microsoft.com/office/word/2006/wordml" xmlns:wps="http://schemas.microsoft.com/office/word/2010/wordprocessingShape" mc:Ignorable="w14 w15 w16se w16cid w16 w16cex w16sdtdh w16sdtfl w16du wp14">
+<w:numbering xmlns:wpc="http://schemas.microsoft.com/office/word/2010/wordprocessingCanvas" xmlns:cx="http://schemas.microsoft.com/office/drawing/2014/chartex" xmlns:cx1="http://schemas.microsoft.com/office/drawing/2015/9/8/chartex" xmlns:cx2="http://schemas.microsoft.com/office/drawing/2015/10/21/chartex" xmlns:cx3="http://schemas.microsoft.com/office/drawing/2016/5/9/chartex" xmlns:cx4="http://schemas.microsoft.com/office/drawing/2016/5/10/chartex" xmlns:cx5="http://schemas.microsoft.com/office/drawing/2016/5/11/chartex" xmlns:cx6="http://schemas.microsoft.com/office/drawing/2016/5/12/chartex" xmlns:cx7="http://schemas.microsoft.com/office/drawing/2016/5/13/chartex" xmlns:cx8="http://schemas.microsoft.com/office/drawing/2016/5/14/chartex" xmlns:mc="http://schemas.openxmlformats.org/markup-compatibility/2006" xmlns:aink="http://schemas.microsoft.com/office/drawing/2016/ink" xmlns:am3d="http://schemas.microsoft.com/office/drawing/2017/model3d" xmlns:o="urn:schemas-microsoft-com:office:office" xmlns:oel="http://schemas.microsoft.com/office/2019/extlst" xmlns:r="http://schemas.openxmlformats.org/officeDocument/2006/relationships" xmlns:m="http://schemas.openxmlformats.org/officeDocument/2006/math" xmlns:v="urn:schemas-microsoft-com:vml" xmlns:wp14="http://schemas.microsoft.com/office/word/2010/wordprocessingDrawing" xmlns:wp="http://schemas.openxmlformats.org/drawingml/2006/wordprocessingDrawing" xmlns:w10="urn:schemas-microsoft-com:office:word" xmlns:w="http://schemas.openxmlformats.org/wordprocessingml/2006/main" xmlns:w14="http://schemas.microsoft.com/office/word/2010/wordml" xmlns:w15="http://schemas.microsoft.com/office/word/2012/wordml" xmlns:w16cei="http://schemas.microsoft.com/office/word/2026/wordml/cei" xmlns:w16cex="http://schemas.microsoft.com/office/word/2018/wordml/cex" xmlns:w16cid="http://schemas.microsoft.com/office/word/2016/wordml/cid" xmlns:w16="http://schemas.microsoft.com/office/word/2018/wordml" xmlns:w16du="http://schemas.microsoft.com/office/word/2023/wordml/word16du" xmlns:w16sdtdh="http://schemas.microsoft.com/office/word/2020/wordml/sdtdatahash" xmlns:w16sdtfl="http://schemas.microsoft.com/office/word/2024/wordml/sdtformatlock" xmlns:w16se="http://schemas.microsoft.com/office/word/2015/wordml/symex" xmlns:wpg="http://schemas.microsoft.com/office/word/2010/wordprocessingGroup" xmlns:wpi="http://schemas.microsoft.com/office/word/2010/wordprocessingInk" xmlns:wne="http://schemas.microsoft.com/office/word/2006/wordml" xmlns:wps="http://schemas.microsoft.com/office/word/2010/wordprocessingShape" mc:Ignorable="w14 w15 w16se w16cid w16 w16cex w16sdtdh w16sdtfl w16du wp14">
   <w:abstractNum w:abstractNumId="0" w15:restartNumberingAfterBreak="0">
     <w:nsid w:val="3F5D0C7A"/>
     <w:multiLevelType w:val="hybridMultilevel"/>
@@ -11525,6 +11608,7 @@
   <w:style w:type="character" w:default="1" w:styleId="Fuentedeprrafopredeter">
     <w:name w:val="Default Paragraph Font"/>
     <w:uiPriority w:val="1"/>
+    <w:semiHidden/>
     <w:unhideWhenUsed/>
   </w:style>
   <w:style w:type="table" w:default="1" w:styleId="Tablanormal">
@@ -12150,13 +12234,13 @@
 </file>
 
 <file path=customXml/itemProps1.xml><?xml version="1.0" encoding="utf-8"?>
-<ds:datastoreItem xmlns:ds="http://schemas.openxmlformats.org/officeDocument/2006/customXml" ds:itemID="{5C717C9A-8ACC-4C78-961D-864D119F3758}"/>
+<ds:datastoreItem xmlns:ds="http://schemas.openxmlformats.org/officeDocument/2006/customXml" ds:itemID="{1BC6E82B-E6A9-489F-B3C7-8327E7C3441E}"/>
 </file>
 
 <file path=customXml/itemProps2.xml><?xml version="1.0" encoding="utf-8"?>
-<ds:datastoreItem xmlns:ds="http://schemas.openxmlformats.org/officeDocument/2006/customXml" ds:itemID="{1B111C4E-2436-4391-BAB9-BDEE0AA9005E}"/>
+<ds:datastoreItem xmlns:ds="http://schemas.openxmlformats.org/officeDocument/2006/customXml" ds:itemID="{D6F301BC-7F04-4669-A795-16B804786A5A}"/>
 </file>
 
 <file path=customXml/itemProps3.xml><?xml version="1.0" encoding="utf-8"?>
-<ds:datastoreItem xmlns:ds="http://schemas.openxmlformats.org/officeDocument/2006/customXml" ds:itemID="{4C4CC511-B7E4-4C17-AF36-CB2ACFB87D24}"/>
+<ds:datastoreItem xmlns:ds="http://schemas.openxmlformats.org/officeDocument/2006/customXml" ds:itemID="{A999263B-D482-4BF4-90FF-6F1E8AF527BA}"/>
 </file>
--- a/public/downloads/Anexos/Ejemplo2_muestreo_por_atributos.docx
+++ b/public/downloads/Anexos/Ejemplo2_muestreo_por_atributos.docx
@@ -6800,7 +6800,6 @@
                 <w:lang w:eastAsia="es-CO"/>
               </w:rPr>
             </w:pPr>
-            <w:proofErr w:type="spellStart"/>
             <w:r>
               <w:rPr>
                 <w:rFonts w:ascii="Arial" w:eastAsia="Times New Roman" w:hAnsi="Arial" w:cs="Arial"/>
@@ -6813,7 +6812,6 @@
               </w:rPr>
               <w:t>npo</w:t>
             </w:r>
-            <w:proofErr w:type="spellEnd"/>
           </w:p>
         </w:tc>
         <w:tc>
@@ -7016,21 +7014,35 @@
                 <w:sz w:val="20"/>
                 <w:szCs w:val="20"/>
               </w:rPr>
-              <w:t xml:space="preserve"> (</w:t>
-            </w:r>
-            <w:proofErr w:type="spellStart"/>
-            <w:r>
+              <w:t xml:space="preserve"> (po)</w:t>
+            </w:r>
+          </w:p>
+        </w:tc>
+        <w:tc>
+          <w:tcPr>
+            <w:tcW w:w="1876" w:type="dxa"/>
+            <w:tcBorders>
+              <w:top w:val="single" w:sz="4" w:space="0" w:color="auto"/>
+              <w:left w:val="nil"/>
+              <w:bottom w:val="single" w:sz="4" w:space="0" w:color="auto"/>
+              <w:right w:val="single" w:sz="4" w:space="0" w:color="auto"/>
+            </w:tcBorders>
+            <w:shd w:val="clear" w:color="000000" w:fill="FCE4D6"/>
+            <w:vAlign w:val="bottom"/>
+            <w:hideMark/>
+          </w:tcPr>
+          <w:p>
+            <w:pPr>
+              <w:spacing w:after="0" w:line="240" w:lineRule="auto"/>
+              <w:jc w:val="center"/>
               <w:rPr>
                 <w:rFonts w:ascii="Arial" w:eastAsia="Times New Roman" w:hAnsi="Arial" w:cs="Arial"/>
                 <w:b/>
                 <w:bCs/>
                 <w:color w:val="000000"/>
-                <w:sz w:val="20"/>
-                <w:szCs w:val="20"/>
-              </w:rPr>
-              <w:t>po</w:t>
-            </w:r>
-            <w:proofErr w:type="spellEnd"/>
+                <w:lang w:eastAsia="es-CO"/>
+              </w:rPr>
+            </w:pPr>
             <w:r>
               <w:rPr>
                 <w:rFonts w:ascii="Arial" w:eastAsia="Times New Roman" w:hAnsi="Arial" w:cs="Arial"/>
@@ -7039,48 +7051,48 @@
                 <w:color w:val="000000"/>
                 <w:sz w:val="20"/>
                 <w:szCs w:val="20"/>
-              </w:rPr>
-              <w:t>)</w:t>
-            </w:r>
-          </w:p>
-        </w:tc>
-        <w:tc>
-          <w:tcPr>
-            <w:tcW w:w="1876" w:type="dxa"/>
-            <w:tcBorders>
-              <w:top w:val="single" w:sz="4" w:space="0" w:color="auto"/>
-              <w:left w:val="nil"/>
-              <w:bottom w:val="single" w:sz="4" w:space="0" w:color="auto"/>
-              <w:right w:val="single" w:sz="4" w:space="0" w:color="auto"/>
-            </w:tcBorders>
-            <w:shd w:val="clear" w:color="000000" w:fill="FCE4D6"/>
-            <w:vAlign w:val="bottom"/>
-            <w:hideMark/>
-          </w:tcPr>
-          <w:p>
-            <w:pPr>
-              <w:spacing w:after="0" w:line="240" w:lineRule="auto"/>
-              <w:jc w:val="center"/>
+                <w:lang w:eastAsia="es-CO"/>
+              </w:rPr>
+              <w:t># DEFECTUOSOS ESPERADOS</w:t>
+            </w:r>
+            <w:r>
               <w:rPr>
                 <w:rFonts w:ascii="Arial" w:eastAsia="Times New Roman" w:hAnsi="Arial" w:cs="Arial"/>
                 <w:b/>
                 <w:bCs/>
                 <w:color w:val="000000"/>
-                <w:lang w:eastAsia="es-CO"/>
-              </w:rPr>
-            </w:pPr>
-            <w:r>
+                <w:sz w:val="20"/>
+                <w:szCs w:val="20"/>
+              </w:rPr>
+              <w:t xml:space="preserve"> (npo)</w:t>
+            </w:r>
+          </w:p>
+        </w:tc>
+        <w:tc>
+          <w:tcPr>
+            <w:tcW w:w="2126" w:type="dxa"/>
+            <w:tcBorders>
+              <w:top w:val="single" w:sz="4" w:space="0" w:color="auto"/>
+              <w:left w:val="nil"/>
+              <w:bottom w:val="single" w:sz="4" w:space="0" w:color="auto"/>
+              <w:right w:val="single" w:sz="4" w:space="0" w:color="auto"/>
+            </w:tcBorders>
+            <w:shd w:val="clear" w:color="000000" w:fill="FCE4D6"/>
+            <w:vAlign w:val="bottom"/>
+            <w:hideMark/>
+          </w:tcPr>
+          <w:p>
+            <w:pPr>
+              <w:spacing w:after="0" w:line="240" w:lineRule="auto"/>
+              <w:jc w:val="center"/>
               <w:rPr>
                 <w:rFonts w:ascii="Arial" w:eastAsia="Times New Roman" w:hAnsi="Arial" w:cs="Arial"/>
                 <w:b/>
                 <w:bCs/>
                 <w:color w:val="000000"/>
-                <w:sz w:val="20"/>
-                <w:szCs w:val="20"/>
-                <w:lang w:eastAsia="es-CO"/>
-              </w:rPr>
-              <w:t># DEFECTUOSOS ESPERADOS</w:t>
-            </w:r>
+                <w:lang w:eastAsia="es-CO"/>
+              </w:rPr>
+            </w:pPr>
             <w:r>
               <w:rPr>
                 <w:rFonts w:ascii="Arial" w:eastAsia="Times New Roman" w:hAnsi="Arial" w:cs="Arial"/>
@@ -7090,93 +7102,7 @@
                 <w:sz w:val="20"/>
                 <w:szCs w:val="20"/>
               </w:rPr>
-              <w:t xml:space="preserve"> (</w:t>
-            </w:r>
-            <w:proofErr w:type="spellStart"/>
-            <w:r>
-              <w:rPr>
-                <w:rFonts w:ascii="Arial" w:eastAsia="Times New Roman" w:hAnsi="Arial" w:cs="Arial"/>
-                <w:b/>
-                <w:bCs/>
-                <w:color w:val="000000"/>
-                <w:sz w:val="20"/>
-                <w:szCs w:val="20"/>
-              </w:rPr>
-              <w:t>npo</w:t>
-            </w:r>
-            <w:proofErr w:type="spellEnd"/>
-            <w:r>
-              <w:rPr>
-                <w:rFonts w:ascii="Arial" w:eastAsia="Times New Roman" w:hAnsi="Arial" w:cs="Arial"/>
-                <w:b/>
-                <w:bCs/>
-                <w:color w:val="000000"/>
-                <w:sz w:val="20"/>
-                <w:szCs w:val="20"/>
-              </w:rPr>
-              <w:t>)</w:t>
-            </w:r>
-          </w:p>
-        </w:tc>
-        <w:tc>
-          <w:tcPr>
-            <w:tcW w:w="2126" w:type="dxa"/>
-            <w:tcBorders>
-              <w:top w:val="single" w:sz="4" w:space="0" w:color="auto"/>
-              <w:left w:val="nil"/>
-              <w:bottom w:val="single" w:sz="4" w:space="0" w:color="auto"/>
-              <w:right w:val="single" w:sz="4" w:space="0" w:color="auto"/>
-            </w:tcBorders>
-            <w:shd w:val="clear" w:color="000000" w:fill="FCE4D6"/>
-            <w:vAlign w:val="bottom"/>
-            <w:hideMark/>
-          </w:tcPr>
-          <w:p>
-            <w:pPr>
-              <w:spacing w:after="0" w:line="240" w:lineRule="auto"/>
-              <w:jc w:val="center"/>
-              <w:rPr>
-                <w:rFonts w:ascii="Arial" w:eastAsia="Times New Roman" w:hAnsi="Arial" w:cs="Arial"/>
-                <w:b/>
-                <w:bCs/>
-                <w:color w:val="000000"/>
-                <w:lang w:eastAsia="es-CO"/>
-              </w:rPr>
-            </w:pPr>
-            <w:r>
-              <w:rPr>
-                <w:rFonts w:ascii="Arial" w:eastAsia="Times New Roman" w:hAnsi="Arial" w:cs="Arial"/>
-                <w:b/>
-                <w:bCs/>
-                <w:color w:val="000000"/>
-                <w:sz w:val="20"/>
-                <w:szCs w:val="20"/>
-              </w:rPr>
-              <w:t>PROBABILIDAD DE ACEPTACIÓN (</w:t>
-            </w:r>
-            <w:proofErr w:type="spellStart"/>
-            <w:r>
-              <w:rPr>
-                <w:rFonts w:ascii="Arial" w:eastAsia="Times New Roman" w:hAnsi="Arial" w:cs="Arial"/>
-                <w:b/>
-                <w:bCs/>
-                <w:color w:val="000000"/>
-                <w:sz w:val="20"/>
-                <w:szCs w:val="20"/>
-              </w:rPr>
-              <w:t>pa</w:t>
-            </w:r>
-            <w:proofErr w:type="spellEnd"/>
-            <w:r>
-              <w:rPr>
-                <w:rFonts w:ascii="Arial" w:eastAsia="Times New Roman" w:hAnsi="Arial" w:cs="Arial"/>
-                <w:b/>
-                <w:bCs/>
-                <w:color w:val="000000"/>
-                <w:sz w:val="20"/>
-                <w:szCs w:val="20"/>
-              </w:rPr>
-              <w:t>)</w:t>
+              <w:t>PROBABILIDAD DE ACEPTACIÓN (pa)</w:t>
             </w:r>
           </w:p>
         </w:tc>
@@ -10693,9 +10619,9 @@
         </w:rPr>
         <w:lastRenderedPageBreak/>
         <w:drawing>
-          <wp:inline distT="0" distB="0" distL="0" distR="0" wp14:anchorId="0D758932" wp14:editId="3C75E3EE">
-            <wp:extent cx="6400800" cy="3362311"/>
-            <wp:effectExtent l="0" t="0" r="0" b="0"/>
+          <wp:inline distT="0" distB="0" distL="0" distR="0" wp14:anchorId="0D758932" wp14:editId="16B7495B">
+            <wp:extent cx="6146967" cy="3228975"/>
+            <wp:effectExtent l="0" t="0" r="6350" b="0"/>
             <wp:docPr id="4" name="Imagen 4"/>
             <wp:cNvGraphicFramePr>
               <a:graphicFrameLocks xmlns:a="http://schemas.openxmlformats.org/drawingml/2006/main" noChangeAspect="1"/>
@@ -10715,7 +10641,7 @@
                   <pic:spPr bwMode="auto">
                     <a:xfrm>
                       <a:off x="0" y="0"/>
-                      <a:ext cx="6437106" cy="3381383"/>
+                      <a:ext cx="6191934" cy="3252596"/>
                     </a:xfrm>
                     <a:prstGeom prst="rect">
                       <a:avLst/>
@@ -10767,9 +10693,9 @@
           <w:noProof/>
         </w:rPr>
         <w:drawing>
-          <wp:inline distT="0" distB="0" distL="0" distR="0" wp14:anchorId="421FE33D" wp14:editId="4C4AE8AD">
-            <wp:extent cx="6421202" cy="3180522"/>
-            <wp:effectExtent l="0" t="0" r="0" b="1270"/>
+          <wp:inline distT="0" distB="0" distL="0" distR="0" wp14:anchorId="421FE33D" wp14:editId="399422F0">
+            <wp:extent cx="6153150" cy="3047751"/>
+            <wp:effectExtent l="0" t="0" r="0" b="635"/>
             <wp:docPr id="5" name="Imagen 5"/>
             <wp:cNvGraphicFramePr>
               <a:graphicFrameLocks xmlns:a="http://schemas.openxmlformats.org/drawingml/2006/main" noChangeAspect="1"/>
@@ -10789,7 +10715,7 @@
                   <pic:spPr bwMode="auto">
                     <a:xfrm>
                       <a:off x="0" y="0"/>
-                      <a:ext cx="6442288" cy="3190966"/>
+                      <a:ext cx="6181978" cy="3062030"/>
                     </a:xfrm>
                     <a:prstGeom prst="rect">
                       <a:avLst/>
@@ -10942,109 +10868,6 @@
         </w:rPr>
       </w:pPr>
     </w:p>
-    <w:tbl>
-      <w:tblPr>
-        <w:tblStyle w:val="Tablaconcuadrcula"/>
-        <w:tblW w:w="0" w:type="auto"/>
-        <w:shd w:val="clear" w:color="auto" w:fill="DEEAF6" w:themeFill="accent5" w:themeFillTint="33"/>
-        <w:tblLook w:val="04A0" w:firstRow="1" w:lastRow="0" w:firstColumn="1" w:lastColumn="0" w:noHBand="0" w:noVBand="1"/>
-      </w:tblPr>
-      <w:tblGrid>
-        <w:gridCol w:w="10070"/>
-      </w:tblGrid>
-      <w:tr>
-        <w:tc>
-          <w:tcPr>
-            <w:tcW w:w="10070" w:type="dxa"/>
-            <w:shd w:val="clear" w:color="auto" w:fill="DEEAF6" w:themeFill="accent5" w:themeFillTint="33"/>
-          </w:tcPr>
-          <w:p>
-            <w:pPr>
-              <w:rPr>
-                <w:rFonts w:ascii="Arial" w:hAnsi="Arial" w:cs="Arial"/>
-                <w:sz w:val="20"/>
-                <w:szCs w:val="20"/>
-              </w:rPr>
-            </w:pPr>
-          </w:p>
-          <w:p>
-            <w:pPr>
-              <w:rPr>
-                <w:rFonts w:ascii="Arial" w:hAnsi="Arial" w:cs="Arial"/>
-                <w:sz w:val="20"/>
-                <w:szCs w:val="20"/>
-              </w:rPr>
-            </w:pPr>
-            <w:r>
-              <w:rPr>
-                <w:rFonts w:ascii="Arial" w:hAnsi="Arial" w:cs="Arial"/>
-                <w:sz w:val="20"/>
-                <w:szCs w:val="20"/>
-              </w:rPr>
-              <w:t>Para complementar este ejemplo o</w:t>
-            </w:r>
-            <w:r>
-              <w:rPr>
-                <w:rFonts w:ascii="Arial" w:hAnsi="Arial" w:cs="Arial"/>
-                <w:sz w:val="20"/>
-                <w:szCs w:val="20"/>
-              </w:rPr>
-              <w:t xml:space="preserve">bserve la plantilla </w:t>
-            </w:r>
-            <w:r>
-              <w:rPr>
-                <w:rFonts w:ascii="Arial" w:hAnsi="Arial" w:cs="Arial"/>
-                <w:sz w:val="20"/>
-                <w:szCs w:val="20"/>
-              </w:rPr>
-              <w:t>de Excel, la cual se encuentra en la carpeta Anexos.</w:t>
-            </w:r>
-          </w:p>
-          <w:p>
-            <w:pPr>
-              <w:rPr>
-                <w:rFonts w:ascii="Arial" w:hAnsi="Arial" w:cs="Arial"/>
-                <w:sz w:val="20"/>
-                <w:szCs w:val="20"/>
-              </w:rPr>
-            </w:pPr>
-            <w:r>
-              <w:rPr>
-                <w:rFonts w:ascii="Arial" w:hAnsi="Arial" w:cs="Arial"/>
-                <w:sz w:val="20"/>
-                <w:szCs w:val="20"/>
-              </w:rPr>
-              <w:t xml:space="preserve">Ejemplo </w:t>
-            </w:r>
-            <w:r>
-              <w:rPr>
-                <w:rFonts w:ascii="Arial" w:hAnsi="Arial" w:cs="Arial"/>
-                <w:sz w:val="20"/>
-                <w:szCs w:val="20"/>
-              </w:rPr>
-              <w:t>2</w:t>
-            </w:r>
-            <w:r>
-              <w:rPr>
-                <w:rFonts w:ascii="Arial" w:hAnsi="Arial" w:cs="Arial"/>
-                <w:sz w:val="20"/>
-                <w:szCs w:val="20"/>
-              </w:rPr>
-              <w:t xml:space="preserve">. Cálculo y gráfico. </w:t>
-            </w:r>
-          </w:p>
-          <w:p>
-            <w:pPr>
-              <w:rPr>
-                <w:rFonts w:ascii="Arial" w:hAnsi="Arial" w:cs="Arial"/>
-                <w:sz w:val="20"/>
-                <w:szCs w:val="20"/>
-              </w:rPr>
-            </w:pPr>
-          </w:p>
-        </w:tc>
-      </w:tr>
-    </w:tbl>
     <w:p>
       <w:pPr>
         <w:rPr>
@@ -11053,6 +10876,48 @@
           <w:szCs w:val="20"/>
         </w:rPr>
       </w:pPr>
+      <w:r>
+        <w:rPr>
+          <w:rFonts w:ascii="Arial" w:hAnsi="Arial" w:cs="Arial"/>
+          <w:sz w:val="20"/>
+          <w:szCs w:val="20"/>
+          <w:highlight w:val="cyan"/>
+        </w:rPr>
+        <w:t xml:space="preserve">Para complementar este ejemplo observe la plantilla de Excel. </w:t>
+      </w:r>
+      <w:r>
+        <w:rPr>
+          <w:rFonts w:ascii="Arial" w:hAnsi="Arial" w:cs="Arial"/>
+          <w:b/>
+          <w:bCs/>
+          <w:sz w:val="20"/>
+          <w:szCs w:val="20"/>
+          <w:highlight w:val="cyan"/>
+        </w:rPr>
+        <w:t xml:space="preserve">Ejemplo </w:t>
+      </w:r>
+      <w:r>
+        <w:rPr>
+          <w:rFonts w:ascii="Arial" w:hAnsi="Arial" w:cs="Arial"/>
+          <w:b/>
+          <w:bCs/>
+          <w:sz w:val="20"/>
+          <w:szCs w:val="20"/>
+          <w:highlight w:val="cyan"/>
+        </w:rPr>
+        <w:t>2.</w:t>
+      </w:r>
+      <w:r>
+        <w:rPr>
+          <w:rFonts w:ascii="Arial" w:hAnsi="Arial" w:cs="Arial"/>
+          <w:b/>
+          <w:bCs/>
+          <w:sz w:val="20"/>
+          <w:szCs w:val="20"/>
+          <w:highlight w:val="cyan"/>
+        </w:rPr>
+        <w:t xml:space="preserve"> Cálculo y gráfico</w:t>
+      </w:r>
     </w:p>
     <w:sectPr>
       <w:pgSz w:w="12240" w:h="15840"/>
@@ -12234,13 +12099,13 @@
 </file>
 
 <file path=customXml/itemProps1.xml><?xml version="1.0" encoding="utf-8"?>
-<ds:datastoreItem xmlns:ds="http://schemas.openxmlformats.org/officeDocument/2006/customXml" ds:itemID="{1BC6E82B-E6A9-489F-B3C7-8327E7C3441E}"/>
+<ds:datastoreItem xmlns:ds="http://schemas.openxmlformats.org/officeDocument/2006/customXml" ds:itemID="{42DB8F70-9EDB-4CED-B9F5-478D89FD275C}"/>
 </file>
 
 <file path=customXml/itemProps2.xml><?xml version="1.0" encoding="utf-8"?>
-<ds:datastoreItem xmlns:ds="http://schemas.openxmlformats.org/officeDocument/2006/customXml" ds:itemID="{D6F301BC-7F04-4669-A795-16B804786A5A}"/>
+<ds:datastoreItem xmlns:ds="http://schemas.openxmlformats.org/officeDocument/2006/customXml" ds:itemID="{11FB8503-462A-4EFD-B06B-209DD89282AD}"/>
 </file>
 
 <file path=customXml/itemProps3.xml><?xml version="1.0" encoding="utf-8"?>
-<ds:datastoreItem xmlns:ds="http://schemas.openxmlformats.org/officeDocument/2006/customXml" ds:itemID="{A999263B-D482-4BF4-90FF-6F1E8AF527BA}"/>
+<ds:datastoreItem xmlns:ds="http://schemas.openxmlformats.org/officeDocument/2006/customXml" ds:itemID="{D3770CF1-77DE-47E8-89DC-663EA1088C7E}"/>
 </file>
--- a/public/downloads/Anexos/Ejemplo2_muestreo_por_atributos.docx
+++ b/public/downloads/Anexos/Ejemplo2_muestreo_por_atributos.docx
@@ -1,6 +1,6 @@
 
 <file path=word/document.xml><?xml version="1.0" encoding="utf-8"?>
-<w:document xmlns:wpc="http://schemas.microsoft.com/office/word/2010/wordprocessingCanvas" xmlns:cx="http://schemas.microsoft.com/office/drawing/2014/chartex" xmlns:cx1="http://schemas.microsoft.com/office/drawing/2015/9/8/chartex" xmlns:cx2="http://schemas.microsoft.com/office/drawing/2015/10/21/chartex" xmlns:cx3="http://schemas.microsoft.com/office/drawing/2016/5/9/chartex" xmlns:cx4="http://schemas.microsoft.com/office/drawing/2016/5/10/chartex" xmlns:cx5="http://schemas.microsoft.com/office/drawing/2016/5/11/chartex" xmlns:cx6="http://schemas.microsoft.com/office/drawing/2016/5/12/chartex" xmlns:cx7="http://schemas.microsoft.com/office/drawing/2016/5/13/chartex" xmlns:cx8="http://schemas.microsoft.com/office/drawing/2016/5/14/chartex" xmlns:mc="http://schemas.openxmlformats.org/markup-compatibility/2006" xmlns:aink="http://schemas.microsoft.com/office/drawing/2016/ink" xmlns:am3d="http://schemas.microsoft.com/office/drawing/2017/model3d" xmlns:o="urn:schemas-microsoft-com:office:office" xmlns:oel="http://schemas.microsoft.com/office/2019/extlst" xmlns:r="http://schemas.openxmlformats.org/officeDocument/2006/relationships" xmlns:m="http://schemas.openxmlformats.org/officeDocument/2006/math" xmlns:v="urn:schemas-microsoft-com:vml" xmlns:wp14="http://schemas.microsoft.com/office/word/2010/wordprocessingDrawing" xmlns:wp="http://schemas.openxmlformats.org/drawingml/2006/wordprocessingDrawing" xmlns:w10="urn:schemas-microsoft-com:office:word" xmlns:w="http://schemas.openxmlformats.org/wordprocessingml/2006/main" xmlns:w14="http://schemas.microsoft.com/office/word/2010/wordml" xmlns:w15="http://schemas.microsoft.com/office/word/2012/wordml" xmlns:w16cei="http://schemas.microsoft.com/office/word/2026/wordml/cei" xmlns:w16cex="http://schemas.microsoft.com/office/word/2018/wordml/cex" xmlns:w16cid="http://schemas.microsoft.com/office/word/2016/wordml/cid" xmlns:w16="http://schemas.microsoft.com/office/word/2018/wordml" xmlns:w16du="http://schemas.microsoft.com/office/word/2023/wordml/word16du" xmlns:w16sdtdh="http://schemas.microsoft.com/office/word/2020/wordml/sdtdatahash" xmlns:w16sdtfl="http://schemas.microsoft.com/office/word/2024/wordml/sdtformatlock" xmlns:w16se="http://schemas.microsoft.com/office/word/2015/wordml/symex" xmlns:wpg="http://schemas.microsoft.com/office/word/2010/wordprocessingGroup" xmlns:wpi="http://schemas.microsoft.com/office/word/2010/wordprocessingInk" xmlns:wne="http://schemas.microsoft.com/office/word/2006/wordml" xmlns:wps="http://schemas.microsoft.com/office/word/2010/wordprocessingShape" mc:Ignorable="w14 w15 w16se w16cid w16 w16cex w16sdtdh w16sdtfl w16du wp14">
+<w:document xmlns:wpc="http://schemas.microsoft.com/office/word/2010/wordprocessingCanvas" xmlns:cx="http://schemas.microsoft.com/office/drawing/2014/chartex" xmlns:cx1="http://schemas.microsoft.com/office/drawing/2015/9/8/chartex" xmlns:cx2="http://schemas.microsoft.com/office/drawing/2015/10/21/chartex" xmlns:cx3="http://schemas.microsoft.com/office/drawing/2016/5/9/chartex" xmlns:cx4="http://schemas.microsoft.com/office/drawing/2016/5/10/chartex" xmlns:cx5="http://schemas.microsoft.com/office/drawing/2016/5/11/chartex" xmlns:cx6="http://schemas.microsoft.com/office/drawing/2016/5/12/chartex" xmlns:cx7="http://schemas.microsoft.com/office/drawing/2016/5/13/chartex" xmlns:cx8="http://schemas.microsoft.com/office/drawing/2016/5/14/chartex" xmlns:mc="http://schemas.openxmlformats.org/markup-compatibility/2006" xmlns:aink="http://schemas.microsoft.com/office/drawing/2016/ink" xmlns:am3d="http://schemas.microsoft.com/office/drawing/2017/model3d" xmlns:o="urn:schemas-microsoft-com:office:office" xmlns:oel="http://schemas.microsoft.com/office/2019/extlst" xmlns:r="http://schemas.openxmlformats.org/officeDocument/2006/relationships" xmlns:m="http://schemas.openxmlformats.org/officeDocument/2006/math" xmlns:v="urn:schemas-microsoft-com:vml" xmlns:wp14="http://schemas.microsoft.com/office/word/2010/wordprocessingDrawing" xmlns:wp="http://schemas.openxmlformats.org/drawingml/2006/wordprocessingDrawing" xmlns:w10="urn:schemas-microsoft-com:office:word" xmlns:w="http://schemas.openxmlformats.org/wordprocessingml/2006/main" xmlns:w14="http://schemas.microsoft.com/office/word/2010/wordml" xmlns:w15="http://schemas.microsoft.com/office/word/2012/wordml" xmlns:w16cex="http://schemas.microsoft.com/office/word/2018/wordml/cex" xmlns:w16cid="http://schemas.microsoft.com/office/word/2016/wordml/cid" xmlns:w16="http://schemas.microsoft.com/office/word/2018/wordml" xmlns:w16du="http://schemas.microsoft.com/office/word/2023/wordml/word16du" xmlns:w16sdtdh="http://schemas.microsoft.com/office/word/2020/wordml/sdtdatahash" xmlns:w16sdtfl="http://schemas.microsoft.com/office/word/2024/wordml/sdtformatlock" xmlns:w16se="http://schemas.microsoft.com/office/word/2015/wordml/symex" xmlns:wpg="http://schemas.microsoft.com/office/word/2010/wordprocessingGroup" xmlns:wpi="http://schemas.microsoft.com/office/word/2010/wordprocessingInk" xmlns:wne="http://schemas.microsoft.com/office/word/2006/wordml" xmlns:wps="http://schemas.microsoft.com/office/word/2010/wordprocessingShape" mc:Ignorable="w14 w15 w16se w16cid w16 w16cex w16sdtdh w16sdtfl w16du wp14">
   <w:body>
     <w:p>
       <w:pPr>
@@ -4059,7 +4059,7 @@
                     </wp:anchor>
                   </w:drawing>
                 </mc:Choice>
-                <mc:Fallback>
+                <mc:Fallback xmlns:w16cei="http://schemas.microsoft.com/office/word/2026/wordml/cei">
                   <w:pict>
                     <v:oval w14:anchorId="205CDAE4" id="Elipse 12" o:spid="_x0000_s1026" style="position:absolute;margin-left:-10.1pt;margin-top:-16.5pt;width:69.1pt;height:18.4pt;z-index:251664384;visibility:visible;mso-wrap-style:square;mso-width-percent:0;mso-height-percent:0;mso-wrap-distance-left:9pt;mso-wrap-distance-top:0;mso-wrap-distance-right:9pt;mso-wrap-distance-bottom:0;mso-position-horizontal:absolute;mso-position-horizontal-relative:text;mso-position-vertical:absolute;mso-position-vertical-relative:text;mso-width-percent:0;mso-height-percent:0;mso-width-relative:margin;mso-height-relative:margin;v-text-anchor:middle" o:gfxdata="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" filled="f" strokecolor="red" strokeweight="1pt">
                       <v:stroke joinstyle="miter"/>
@@ -5689,7 +5689,7 @@
               </wp:anchor>
             </w:drawing>
           </mc:Choice>
-          <mc:Fallback>
+          <mc:Fallback xmlns:w16cei="http://schemas.microsoft.com/office/word/2026/wordml/cei">
             <w:pict>
               <v:oval w14:anchorId="73B58D45" id="Elipse 13" o:spid="_x0000_s1026" style="position:absolute;margin-left:287.25pt;margin-top:164.85pt;width:35.2pt;height:11.5pt;z-index:251665408;visibility:visible;mso-wrap-style:square;mso-width-percent:0;mso-height-percent:0;mso-wrap-distance-left:9pt;mso-wrap-distance-top:0;mso-wrap-distance-right:9pt;mso-wrap-distance-bottom:0;mso-position-horizontal:absolute;mso-position-horizontal-relative:text;mso-position-vertical:absolute;mso-position-vertical-relative:text;mso-width-percent:0;mso-height-percent:0;mso-width-relative:margin;mso-height-relative:margin;v-text-anchor:middle" o:gfxdata="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" filled="f" strokecolor="red" strokeweight="1pt">
                 <v:stroke joinstyle="miter"/>
@@ -10883,7 +10883,27 @@
           <w:szCs w:val="20"/>
           <w:highlight w:val="cyan"/>
         </w:rPr>
-        <w:t xml:space="preserve">Para complementar este ejemplo observe la plantilla de Excel. </w:t>
+        <w:t xml:space="preserve">Para complementar este ejemplo </w:t>
+      </w:r>
+      <w:r>
+        <w:rPr>
+          <w:rFonts w:ascii="Arial" w:hAnsi="Arial" w:cs="Arial"/>
+          <w:sz w:val="20"/>
+          <w:szCs w:val="20"/>
+          <w:highlight w:val="cyan"/>
+          <w:lang w:val="es-ES"/>
+        </w:rPr>
+        <w:t>descargue</w:t>
+      </w:r>
+      <w:r>
+        <w:rPr>
+          <w:rFonts w:ascii="Arial" w:hAnsi="Arial" w:cs="Arial"/>
+          <w:sz w:val="20"/>
+          <w:szCs w:val="20"/>
+          <w:highlight w:val="cyan"/>
+          <w:lang w:val="es-ES"/>
+        </w:rPr>
+        <w:t xml:space="preserve"> el</w:t>
       </w:r>
       <w:r>
         <w:rPr>
@@ -10893,8 +10913,9 @@
           <w:sz w:val="20"/>
           <w:szCs w:val="20"/>
           <w:highlight w:val="cyan"/>
-        </w:rPr>
-        <w:t xml:space="preserve">Ejemplo </w:t>
+          <w:lang w:val="es-ES"/>
+        </w:rPr>
+        <w:t xml:space="preserve"> </w:t>
       </w:r>
       <w:r>
         <w:rPr>
@@ -10904,8 +10925,9 @@
           <w:sz w:val="20"/>
           <w:szCs w:val="20"/>
           <w:highlight w:val="cyan"/>
-        </w:rPr>
-        <w:t>2.</w:t>
+          <w:lang w:val="es-ES"/>
+        </w:rPr>
+        <w:t>E</w:t>
       </w:r>
       <w:r>
         <w:rPr>
@@ -10915,8 +10937,9 @@
           <w:sz w:val="20"/>
           <w:szCs w:val="20"/>
           <w:highlight w:val="cyan"/>
-        </w:rPr>
-        <w:t xml:space="preserve"> Cálculo y gráfico</w:t>
+          <w:lang w:val="es-ES"/>
+        </w:rPr>
+        <w:t>jemplo 2 de cálculo y gráfico</w:t>
       </w:r>
     </w:p>
     <w:sectPr>
@@ -10930,7 +10953,7 @@
 </file>
 
 <file path=word/numbering.xml><?xml version="1.0" encoding="utf-8"?>
-<w:numbering xmlns:wpc="http://schemas.microsoft.com/office/word/2010/wordprocessingCanvas" xmlns:cx="http://schemas.microsoft.com/office/drawing/2014/chartex" xmlns:cx1="http://schemas.microsoft.com/office/drawing/2015/9/8/chartex" xmlns:cx2="http://schemas.microsoft.com/office/drawing/2015/10/21/chartex" xmlns:cx3="http://schemas.microsoft.com/office/drawing/2016/5/9/chartex" xmlns:cx4="http://schemas.microsoft.com/office/drawing/2016/5/10/chartex" xmlns:cx5="http://schemas.microsoft.com/office/drawing/2016/5/11/chartex" xmlns:cx6="http://schemas.microsoft.com/office/drawing/2016/5/12/chartex" xmlns:cx7="http://schemas.microsoft.com/office/drawing/2016/5/13/chartex" xmlns:cx8="http://schemas.microsoft.com/office/drawing/2016/5/14/chartex" xmlns:mc="http://schemas.openxmlformats.org/markup-compatibility/2006" xmlns:aink="http://schemas.microsoft.com/office/drawing/2016/ink" xmlns:am3d="http://schemas.microsoft.com/office/drawing/2017/model3d" xmlns:o="urn:schemas-microsoft-com:office:office" xmlns:oel="http://schemas.microsoft.com/office/2019/extlst" xmlns:r="http://schemas.openxmlformats.org/officeDocument/2006/relationships" xmlns:m="http://schemas.openxmlformats.org/officeDocument/2006/math" xmlns:v="urn:schemas-microsoft-com:vml" xmlns:wp14="http://schemas.microsoft.com/office/word/2010/wordprocessingDrawing" xmlns:wp="http://schemas.openxmlformats.org/drawingml/2006/wordprocessingDrawing" xmlns:w10="urn:schemas-microsoft-com:office:word" xmlns:w="http://schemas.openxmlformats.org/wordprocessingml/2006/main" xmlns:w14="http://schemas.microsoft.com/office/word/2010/wordml" xmlns:w15="http://schemas.microsoft.com/office/word/2012/wordml" xmlns:w16cei="http://schemas.microsoft.com/office/word/2026/wordml/cei" xmlns:w16cex="http://schemas.microsoft.com/office/word/2018/wordml/cex" xmlns:w16cid="http://schemas.microsoft.com/office/word/2016/wordml/cid" xmlns:w16="http://schemas.microsoft.com/office/word/2018/wordml" xmlns:w16du="http://schemas.microsoft.com/office/word/2023/wordml/word16du" xmlns:w16sdtdh="http://schemas.microsoft.com/office/word/2020/wordml/sdtdatahash" xmlns:w16sdtfl="http://schemas.microsoft.com/office/word/2024/wordml/sdtformatlock" xmlns:w16se="http://schemas.microsoft.com/office/word/2015/wordml/symex" xmlns:wpg="http://schemas.microsoft.com/office/word/2010/wordprocessingGroup" xmlns:wpi="http://schemas.microsoft.com/office/word/2010/wordprocessingInk" xmlns:wne="http://schemas.microsoft.com/office/word/2006/wordml" xmlns:wps="http://schemas.microsoft.com/office/word/2010/wordprocessingShape" mc:Ignorable="w14 w15 w16se w16cid w16 w16cex w16sdtdh w16sdtfl w16du wp14">
+<w:numbering xmlns:wpc="http://schemas.microsoft.com/office/word/2010/wordprocessingCanvas" xmlns:cx="http://schemas.microsoft.com/office/drawing/2014/chartex" xmlns:cx1="http://schemas.microsoft.com/office/drawing/2015/9/8/chartex" xmlns:cx2="http://schemas.microsoft.com/office/drawing/2015/10/21/chartex" xmlns:cx3="http://schemas.microsoft.com/office/drawing/2016/5/9/chartex" xmlns:cx4="http://schemas.microsoft.com/office/drawing/2016/5/10/chartex" xmlns:cx5="http://schemas.microsoft.com/office/drawing/2016/5/11/chartex" xmlns:cx6="http://schemas.microsoft.com/office/drawing/2016/5/12/chartex" xmlns:cx7="http://schemas.microsoft.com/office/drawing/2016/5/13/chartex" xmlns:cx8="http://schemas.microsoft.com/office/drawing/2016/5/14/chartex" xmlns:mc="http://schemas.openxmlformats.org/markup-compatibility/2006" xmlns:aink="http://schemas.microsoft.com/office/drawing/2016/ink" xmlns:am3d="http://schemas.microsoft.com/office/drawing/2017/model3d" xmlns:o="urn:schemas-microsoft-com:office:office" xmlns:oel="http://schemas.microsoft.com/office/2019/extlst" xmlns:r="http://schemas.openxmlformats.org/officeDocument/2006/relationships" xmlns:m="http://schemas.openxmlformats.org/officeDocument/2006/math" xmlns:v="urn:schemas-microsoft-com:vml" xmlns:wp14="http://schemas.microsoft.com/office/word/2010/wordprocessingDrawing" xmlns:wp="http://schemas.openxmlformats.org/drawingml/2006/wordprocessingDrawing" xmlns:w10="urn:schemas-microsoft-com:office:word" xmlns:w="http://schemas.openxmlformats.org/wordprocessingml/2006/main" xmlns:w14="http://schemas.microsoft.com/office/word/2010/wordml" xmlns:w15="http://schemas.microsoft.com/office/word/2012/wordml" xmlns:w16cex="http://schemas.microsoft.com/office/word/2018/wordml/cex" xmlns:w16cid="http://schemas.microsoft.com/office/word/2016/wordml/cid" xmlns:w16="http://schemas.microsoft.com/office/word/2018/wordml" xmlns:w16du="http://schemas.microsoft.com/office/word/2023/wordml/word16du" xmlns:w16sdtdh="http://schemas.microsoft.com/office/word/2020/wordml/sdtdatahash" xmlns:w16sdtfl="http://schemas.microsoft.com/office/word/2024/wordml/sdtformatlock" xmlns:w16se="http://schemas.microsoft.com/office/word/2015/wordml/symex" xmlns:wpg="http://schemas.microsoft.com/office/word/2010/wordprocessingGroup" xmlns:wpi="http://schemas.microsoft.com/office/word/2010/wordprocessingInk" xmlns:wne="http://schemas.microsoft.com/office/word/2006/wordml" xmlns:wps="http://schemas.microsoft.com/office/word/2010/wordprocessingShape" mc:Ignorable="w14 w15 w16se w16cid w16 w16cex w16sdtdh w16sdtfl w16du wp14">
   <w:abstractNum w:abstractNumId="0" w15:restartNumberingAfterBreak="0">
     <w:nsid w:val="3F5D0C7A"/>
     <w:multiLevelType w:val="hybridMultilevel"/>
@@ -11473,7 +11496,6 @@
   <w:style w:type="character" w:default="1" w:styleId="Fuentedeprrafopredeter">
     <w:name w:val="Default Paragraph Font"/>
     <w:uiPriority w:val="1"/>
-    <w:semiHidden/>
     <w:unhideWhenUsed/>
   </w:style>
   <w:style w:type="table" w:default="1" w:styleId="Tablanormal">
@@ -12099,13 +12121,13 @@
 </file>
 
 <file path=customXml/itemProps1.xml><?xml version="1.0" encoding="utf-8"?>
-<ds:datastoreItem xmlns:ds="http://schemas.openxmlformats.org/officeDocument/2006/customXml" ds:itemID="{42DB8F70-9EDB-4CED-B9F5-478D89FD275C}"/>
+<ds:datastoreItem xmlns:ds="http://schemas.openxmlformats.org/officeDocument/2006/customXml" ds:itemID="{03FFF946-8771-45B2-9746-3A84A05D285F}"/>
 </file>
 
 <file path=customXml/itemProps2.xml><?xml version="1.0" encoding="utf-8"?>
-<ds:datastoreItem xmlns:ds="http://schemas.openxmlformats.org/officeDocument/2006/customXml" ds:itemID="{11FB8503-462A-4EFD-B06B-209DD89282AD}"/>
+<ds:datastoreItem xmlns:ds="http://schemas.openxmlformats.org/officeDocument/2006/customXml" ds:itemID="{D3A7BDE5-7D05-436F-AF22-E3F147CC766C}"/>
 </file>
 
 <file path=customXml/itemProps3.xml><?xml version="1.0" encoding="utf-8"?>
-<ds:datastoreItem xmlns:ds="http://schemas.openxmlformats.org/officeDocument/2006/customXml" ds:itemID="{D3770CF1-77DE-47E8-89DC-663EA1088C7E}"/>
+<ds:datastoreItem xmlns:ds="http://schemas.openxmlformats.org/officeDocument/2006/customXml" ds:itemID="{A3A69093-8A43-480A-972B-E63048A72224}"/>
 </file>
--- a/public/downloads/Anexos/Ejemplo2_muestreo_por_atributos.docx
+++ b/public/downloads/Anexos/Ejemplo2_muestreo_por_atributos.docx
@@ -10883,63 +10883,7 @@
           <w:szCs w:val="20"/>
           <w:highlight w:val="cyan"/>
         </w:rPr>
-        <w:t xml:space="preserve">Para complementar este ejemplo </w:t>
-      </w:r>
-      <w:r>
-        <w:rPr>
-          <w:rFonts w:ascii="Arial" w:hAnsi="Arial" w:cs="Arial"/>
-          <w:sz w:val="20"/>
-          <w:szCs w:val="20"/>
-          <w:highlight w:val="cyan"/>
-          <w:lang w:val="es-ES"/>
-        </w:rPr>
-        <w:t>descargue</w:t>
-      </w:r>
-      <w:r>
-        <w:rPr>
-          <w:rFonts w:ascii="Arial" w:hAnsi="Arial" w:cs="Arial"/>
-          <w:sz w:val="20"/>
-          <w:szCs w:val="20"/>
-          <w:highlight w:val="cyan"/>
-          <w:lang w:val="es-ES"/>
-        </w:rPr>
-        <w:t xml:space="preserve"> el</w:t>
-      </w:r>
-      <w:r>
-        <w:rPr>
-          <w:rFonts w:ascii="Arial" w:hAnsi="Arial" w:cs="Arial"/>
-          <w:b/>
-          <w:bCs/>
-          <w:sz w:val="20"/>
-          <w:szCs w:val="20"/>
-          <w:highlight w:val="cyan"/>
-          <w:lang w:val="es-ES"/>
-        </w:rPr>
-        <w:t xml:space="preserve"> </w:t>
-      </w:r>
-      <w:r>
-        <w:rPr>
-          <w:rFonts w:ascii="Arial" w:hAnsi="Arial" w:cs="Arial"/>
-          <w:b/>
-          <w:bCs/>
-          <w:sz w:val="20"/>
-          <w:szCs w:val="20"/>
-          <w:highlight w:val="cyan"/>
-          <w:lang w:val="es-ES"/>
-        </w:rPr>
-        <w:t>E</w:t>
-      </w:r>
-      <w:r>
-        <w:rPr>
-          <w:rFonts w:ascii="Arial" w:hAnsi="Arial" w:cs="Arial"/>
-          <w:b/>
-          <w:bCs/>
-          <w:sz w:val="20"/>
-          <w:szCs w:val="20"/>
-          <w:highlight w:val="cyan"/>
-          <w:lang w:val="es-ES"/>
-        </w:rPr>
-        <w:t>jemplo 2 de cálculo y gráfico</w:t>
+        <w:t>Para complementar este ejemplo, descargue “Ejemplo 2. Cálculo y gráfico”</w:t>
       </w:r>
     </w:p>
     <w:sectPr>
@@ -11496,6 +11440,7 @@
   <w:style w:type="character" w:default="1" w:styleId="Fuentedeprrafopredeter">
     <w:name w:val="Default Paragraph Font"/>
     <w:uiPriority w:val="1"/>
+    <w:semiHidden/>
     <w:unhideWhenUsed/>
   </w:style>
   <w:style w:type="table" w:default="1" w:styleId="Tablanormal">
@@ -12121,13 +12066,13 @@
 </file>
 
 <file path=customXml/itemProps1.xml><?xml version="1.0" encoding="utf-8"?>
-<ds:datastoreItem xmlns:ds="http://schemas.openxmlformats.org/officeDocument/2006/customXml" ds:itemID="{03FFF946-8771-45B2-9746-3A84A05D285F}"/>
+<ds:datastoreItem xmlns:ds="http://schemas.openxmlformats.org/officeDocument/2006/customXml" ds:itemID="{F97B4666-0EBA-4687-8E6C-CCADC4A980C3}"/>
 </file>
 
 <file path=customXml/itemProps2.xml><?xml version="1.0" encoding="utf-8"?>
-<ds:datastoreItem xmlns:ds="http://schemas.openxmlformats.org/officeDocument/2006/customXml" ds:itemID="{D3A7BDE5-7D05-436F-AF22-E3F147CC766C}"/>
+<ds:datastoreItem xmlns:ds="http://schemas.openxmlformats.org/officeDocument/2006/customXml" ds:itemID="{0A0852EE-1539-49E9-A98E-410DBC18D478}"/>
 </file>
 
 <file path=customXml/itemProps3.xml><?xml version="1.0" encoding="utf-8"?>
-<ds:datastoreItem xmlns:ds="http://schemas.openxmlformats.org/officeDocument/2006/customXml" ds:itemID="{A3A69093-8A43-480A-972B-E63048A72224}"/>
+<ds:datastoreItem xmlns:ds="http://schemas.openxmlformats.org/officeDocument/2006/customXml" ds:itemID="{D59428BD-26A3-4D37-A364-EF55FC597DB5}"/>
 </file>